--- a/downloads/teacher/04 Units/Unit 06 - Food Systems and Production - From Farm to Table/Project 06 - Feed the Class.docx
+++ b/downloads/teacher/04 Units/Unit 06 - Food Systems and Production - From Farm to Table/Project 06 - Feed the Class.docx
@@ -3398,17 +3398,29 @@
         </w:rPr>
         <w:t xml:space="preserve">Other supports built in:</w:t>
       </w:r>
-      <w:r>
-        <w:t xml:space="preserve"> </w:t>
-      </w:r>
-      <w:r>
-        <w:t xml:space="preserve">- A calculator for every student on every day of this project, not on request.</w:t>
-      </w:r>
-      <w:r>
-        <w:t xml:space="preserve"> </w:t>
-      </w:r>
-      <w:r>
-        <w:t xml:space="preserve">- Page 3 of</w:t>
+    </w:p>
+    <w:p>
+      <w:pPr>
+        <w:numPr>
+          <w:ilvl w:val="0"/>
+          <w:numId w:val="1004"/>
+        </w:numPr>
+        <w:pStyle w:val="Compact"/>
+      </w:pPr>
+      <w:r>
+        <w:t xml:space="preserve">A calculator for every student on every day of this project, not on request.</w:t>
+      </w:r>
+    </w:p>
+    <w:p>
+      <w:pPr>
+        <w:numPr>
+          <w:ilvl w:val="0"/>
+          <w:numId w:val="1004"/>
+        </w:numPr>
+        <w:pStyle w:val="Compact"/>
+      </w:pPr>
+      <w:r>
+        <w:t xml:space="preserve">Page 3 of</w:t>
       </w:r>
       <w:r>
         <w:t xml:space="preserve"> </w:t>
@@ -3425,41 +3437,77 @@
       <w:r>
         <w:t xml:space="preserve">is the scaling table with the scale factor already entered; page 5 is a four-page circular excerpt with only this project’s items, for any student who finds a full circular overwhelming.</w:t>
       </w:r>
-      <w:r>
-        <w:t xml:space="preserve"> </w:t>
-      </w:r>
-      <w:r>
-        <w:t xml:space="preserve">- The costing sheet and the consolidated list have the first two rows worked as examples.</w:t>
-      </w:r>
-      <w:r>
-        <w:t xml:space="preserve"> </w:t>
-      </w:r>
-      <w:r>
-        <w:t xml:space="preserve">- Every lab role has a fixed physical position, written on the duty strip and in the student’s pocket, so a student who needs to know where to stand knows before the bell.</w:t>
-      </w:r>
-      <w:r>
-        <w:t xml:space="preserve"> </w:t>
-      </w:r>
-      <w:r>
-        <w:t xml:space="preserve">- Plate Builder, Time Keeper, and the prep station are the roles with no burner and no oven, and they are available to any student who needs them on both cook days, scored on the same rubric rows.</w:t>
-      </w:r>
-      <w:r>
-        <w:t xml:space="preserve"> </w:t>
-      </w:r>
-      <w:r>
-        <w:t xml:space="preserve">- The reflection may be dictated, recorded, or drawn.</w:t>
-      </w:r>
-      <w:r>
-        <w:t xml:space="preserve"> </w:t>
-      </w:r>
-      <w:r>
-        <w:t xml:space="preserve">- Extended time carries from Lesson 6.13 into 6.14 and from 6.17 into the start of 6.18. Cook day cannot be extended, so a student who needs more time has their tasks front-loaded into the early blocks instead.</w:t>
-      </w:r>
-      <w:r>
-        <w:t xml:space="preserve"> </w:t>
-      </w:r>
-      <w:r>
-        <w:t xml:space="preserve">- A student absent on a cook day does the written lab alternative under the grading plan (a step-by-step analysis of their own station card: what each step does, what could go wrong, and what done looks like), scored on Rubric 01 Objectives 1 to 3 out of 12 and scaled to 16, and is still scored on Rubric 06 criteria 1, 2, 3, and 5.</w:t>
+    </w:p>
+    <w:p>
+      <w:pPr>
+        <w:numPr>
+          <w:ilvl w:val="0"/>
+          <w:numId w:val="1004"/>
+        </w:numPr>
+        <w:pStyle w:val="Compact"/>
+      </w:pPr>
+      <w:r>
+        <w:t xml:space="preserve">The costing sheet and the consolidated list have the first two rows worked as examples.</w:t>
+      </w:r>
+    </w:p>
+    <w:p>
+      <w:pPr>
+        <w:numPr>
+          <w:ilvl w:val="0"/>
+          <w:numId w:val="1004"/>
+        </w:numPr>
+        <w:pStyle w:val="Compact"/>
+      </w:pPr>
+      <w:r>
+        <w:t xml:space="preserve">Every lab role has a fixed physical position, written on the duty strip and in the student’s pocket, so a student who needs to know where to stand knows before the bell.</w:t>
+      </w:r>
+    </w:p>
+    <w:p>
+      <w:pPr>
+        <w:numPr>
+          <w:ilvl w:val="0"/>
+          <w:numId w:val="1004"/>
+        </w:numPr>
+        <w:pStyle w:val="Compact"/>
+      </w:pPr>
+      <w:r>
+        <w:t xml:space="preserve">Plate Builder, Time Keeper, and the prep station are the roles with no burner and no oven, and they are available to any student who needs them on both cook days, scored on the same rubric rows.</w:t>
+      </w:r>
+    </w:p>
+    <w:p>
+      <w:pPr>
+        <w:numPr>
+          <w:ilvl w:val="0"/>
+          <w:numId w:val="1004"/>
+        </w:numPr>
+        <w:pStyle w:val="Compact"/>
+      </w:pPr>
+      <w:r>
+        <w:t xml:space="preserve">The reflection may be dictated, recorded, or drawn.</w:t>
+      </w:r>
+    </w:p>
+    <w:p>
+      <w:pPr>
+        <w:numPr>
+          <w:ilvl w:val="0"/>
+          <w:numId w:val="1004"/>
+        </w:numPr>
+        <w:pStyle w:val="Compact"/>
+      </w:pPr>
+      <w:r>
+        <w:t xml:space="preserve">Extended time carries from Lesson 6.13 into 6.14 and from 6.17 into the start of 6.18. Cook day cannot be extended, so a student who needs more time has their tasks front-loaded into the early blocks instead.</w:t>
+      </w:r>
+    </w:p>
+    <w:p>
+      <w:pPr>
+        <w:numPr>
+          <w:ilvl w:val="0"/>
+          <w:numId w:val="1004"/>
+        </w:numPr>
+        <w:pStyle w:val="Compact"/>
+      </w:pPr>
+      <w:r>
+        <w:t xml:space="preserve">A student absent on a cook day does the written lab alternative under the grading plan (a step-by-step analysis of their own station card: what each step does, what could go wrong, and what done looks like), scored on Rubric 01 Objectives 1 to 3 out of 12 and scaled to 16, and is still scored on Rubric 06 criteria 1, 2, 3, and 5.</w:t>
       </w:r>
     </w:p>
     <w:p>
@@ -4134,7 +4182,7 @@
       <w:pPr>
         <w:numPr>
           <w:ilvl w:val="0"/>
-          <w:numId w:val="1004"/>
+          <w:numId w:val="1005"/>
         </w:numPr>
         <w:pStyle w:val="Compact"/>
       </w:pPr>
@@ -4176,7 +4224,7 @@
       <w:pPr>
         <w:numPr>
           <w:ilvl w:val="0"/>
-          <w:numId w:val="1004"/>
+          <w:numId w:val="1005"/>
         </w:numPr>
         <w:pStyle w:val="Compact"/>
       </w:pPr>
@@ -4188,7 +4236,7 @@
       <w:pPr>
         <w:numPr>
           <w:ilvl w:val="0"/>
-          <w:numId w:val="1004"/>
+          <w:numId w:val="1005"/>
         </w:numPr>
         <w:pStyle w:val="Compact"/>
       </w:pPr>
@@ -4200,7 +4248,7 @@
       <w:pPr>
         <w:numPr>
           <w:ilvl w:val="0"/>
-          <w:numId w:val="1004"/>
+          <w:numId w:val="1005"/>
         </w:numPr>
         <w:pStyle w:val="Compact"/>
       </w:pPr>
@@ -4212,7 +4260,7 @@
       <w:pPr>
         <w:numPr>
           <w:ilvl w:val="0"/>
-          <w:numId w:val="1004"/>
+          <w:numId w:val="1005"/>
         </w:numPr>
         <w:pStyle w:val="Compact"/>
       </w:pPr>
@@ -4233,7 +4281,7 @@
       <w:pPr>
         <w:numPr>
           <w:ilvl w:val="0"/>
-          <w:numId w:val="1004"/>
+          <w:numId w:val="1005"/>
         </w:numPr>
         <w:pStyle w:val="Compact"/>
       </w:pPr>
@@ -4245,7 +4293,7 @@
       <w:pPr>
         <w:numPr>
           <w:ilvl w:val="0"/>
-          <w:numId w:val="1004"/>
+          <w:numId w:val="1005"/>
         </w:numPr>
         <w:pStyle w:val="Compact"/>
       </w:pPr>
@@ -4257,7 +4305,7 @@
       <w:pPr>
         <w:numPr>
           <w:ilvl w:val="0"/>
-          <w:numId w:val="1004"/>
+          <w:numId w:val="1005"/>
         </w:numPr>
         <w:pStyle w:val="Compact"/>
       </w:pPr>
@@ -4308,7 +4356,7 @@
       <w:pPr>
         <w:numPr>
           <w:ilvl w:val="0"/>
-          <w:numId w:val="1004"/>
+          <w:numId w:val="1005"/>
         </w:numPr>
         <w:pStyle w:val="Compact"/>
       </w:pPr>
@@ -4617,6 +4665,9 @@
     <w:abstractNumId w:val="991"/>
   </w:num>
   <w:num w:numId="1004">
+    <w:abstractNumId w:val="991"/>
+  </w:num>
+  <w:num w:numId="1005">
     <w:abstractNumId w:val="991"/>
   </w:num>
 </w:numbering>

--- a/downloads/teacher/04 Units/Unit 06 - Food Systems and Production - From Farm to Table/Project 06 - Feed the Class.docx
+++ b/downloads/teacher/04 Units/Unit 06 - Food Systems and Production - From Farm to Table/Project 06 - Feed the Class.docx
@@ -426,22 +426,7 @@
         <w:pStyle w:val="FirstParagraph"/>
       </w:pPr>
       <w:r>
-        <w:t xml:space="preserve">All prices in the handouts are real Long Island supermarket prices marked</w:t>
-      </w:r>
-      <w:r>
-        <w:t xml:space="preserve"> </w:t>
-      </w:r>
-      <w:r>
-        <w:rPr>
-          <w:rStyle w:val="TeacherNote"/>
-        </w:rPr>
-        <w:t xml:space="preserve">[update from this week’s circular].</w:t>
-      </w:r>
-      <w:r>
-        <w:t xml:space="preserve"> </w:t>
-      </w:r>
-      <w:r>
-        <w:t xml:space="preserve">The math works no matter what the prices are; only the answers change.</w:t>
+        <w:t xml:space="preserve">All prices in the handouts are real Long Island supermarket prices to be refreshed from the current circular before teaching. The math works no matter what the prices are; only the answers change.</w:t>
       </w:r>
     </w:p>
     <w:p>
@@ -2692,22 +2677,7 @@
         <w:t xml:space="preserve"> </w:t>
       </w:r>
       <w:r>
-        <w:t xml:space="preserve">(Turkish, Portuguese, and Spanish; all marked</w:t>
-      </w:r>
-      <w:r>
-        <w:t xml:space="preserve"> </w:t>
-      </w:r>
-      <w:r>
-        <w:rPr>
-          <w:b/>
-        </w:rPr>
-        <w:t xml:space="preserve">[check with a native speaker]</w:t>
-      </w:r>
-      <w:r>
-        <w:t xml:space="preserve"> </w:t>
-      </w:r>
-      <w:r>
-        <w:t xml:space="preserve">until a native speaker, a bilingual colleague, or the ENL teacher verifies them). The full set, with the reflection and the lab role starters, is in</w:t>
+        <w:t xml:space="preserve">(Turkish, Portuguese, and Spanish, to be checked by a native speaker, a bilingual colleague, or the ENL teacher). The full set, with the reflection and the lab role starters, is in</w:t>
       </w:r>
       <w:r>
         <w:t xml:space="preserve"> </w:t>
@@ -3619,7 +3589,7 @@
         <w:t xml:space="preserve"> </w:t>
       </w:r>
       <w:r>
-        <w:t xml:space="preserve">(Long Island prices, [update from this week’s circular]):</w:t>
+        <w:t xml:space="preserve">(Long Island prices):</w:t>
       </w:r>
     </w:p>
     <w:tbl>
@@ -4187,7 +4157,7 @@
         <w:pStyle w:val="Compact"/>
       </w:pPr>
       <w:r>
-        <w:t xml:space="preserve">This is Sal’s own King Kullen multi-kitchen system, run by the students instead of by him. His version: six costed menus for 165 students across six periods and three kitchens on a $200 budget; an eleven-item shopping list for 112 students across four periods and four kitchens on $150 with store-brand swaps that saved $30.38; a one-page master flowchart in five-minute blocks marked substitute-teacher friendly; and one station card per kitchen for seven students with ingredients, ten numbered steps, safety reminders, and a</w:t>
+        <w:t xml:space="preserve">This is my own multi-kitchen system, run by the students instead of by me. My version: six costed menus for 165 students across six periods and three kitchens on a $200 budget; an eleven-item shopping list for 112 students across four periods and four kitchens on $150 with store-brand swaps that saved $30.38; a one-page master flowchart in five-minute blocks marked substitute-teacher friendly; and one station card per kitchen for seven students with ingredients, ten numbered steps, safety reminders, and a</w:t>
       </w:r>
       <w:r>
         <w:t xml:space="preserve"> </w:t>
@@ -4205,19 +4175,7 @@
         <w:t xml:space="preserve"> </w:t>
       </w:r>
       <w:r>
-        <w:t xml:space="preserve">checklist. All four documents are in</w:t>
-      </w:r>
-      <w:r>
-        <w:t xml:space="preserve"> </w:t>
-      </w:r>
-      <w:r>
-        <w:rPr>
-          <w:rStyle w:val="VerbatimChar"/>
-        </w:rPr>
-        <w:t xml:space="preserve">Desktop/Education/TeachingWork/LessonPlans/</w:t>
-      </w:r>
-      <w:r>
-        <w:t xml:space="preserve">. The pedagogical move in this unit is that he planned all of it there and the students plan all of it here.</w:t>
+        <w:t xml:space="preserve">checklist. All four documents are in my own materials. The pedagogical move in this unit is that I planned all of it there and the students plan all of it here.</w:t>
       </w:r>
     </w:p>
     <w:p>
@@ -4253,7 +4211,7 @@
         <w:pStyle w:val="Compact"/>
       </w:pPr>
       <w:r>
-        <w:t xml:space="preserve">One section or several: Sal’s own system ran the same menu across six periods on one order, which is the version that scales. If two sections cook different menus, you buy and set up twice. Decide before Lesson 6.12, because it changes which options are on the table.</w:t>
+        <w:t xml:space="preserve">One section or several: My own system ran the same menu across six periods on one order, which is the version that scales. If two sections cook different menus, you buy and set up twice. Decide before Lesson 6.12, because it changes which options are on the table.</w:t>
       </w:r>
     </w:p>
     <w:p>
@@ -4265,16 +4223,7 @@
         <w:pStyle w:val="Compact"/>
       </w:pPr>
       <w:r>
-        <w:t xml:space="preserve">Budget reality check: $80 per section per year for this project, plus about $8 in paper goods if the room does not already have them. Across four sections that is about $350. That is the single biggest line in the whole course.</w:t>
-      </w:r>
-      <w:r>
-        <w:t xml:space="preserve"> </w:t>
-      </w:r>
-      <w:r>
-        <w:rPr>
-          <w:rStyle w:val="TeacherNote"/>
-        </w:rPr>
-        <w:t xml:space="preserve">[Sal: get that number approved before you promise the class a meal. If your school will only fund half, run three stations instead of four and use the two cheapest options, which brings a section to about $55.]</w:t>
+        <w:t xml:space="preserve">Budget reality check: $80 per section per year for this project, plus about $8 in paper goods if the room does not already have them. Across four sections that is about $350. That is the single biggest line in the whole course. If the budget will only fund half, three stations instead of four with the two cheapest options brings a section to about $55.</w:t>
       </w:r>
     </w:p>
     <w:p>
@@ -4299,72 +4248,6 @@
       </w:pPr>
       <w:r>
         <w:t xml:space="preserve">The reflection is the part most likely to get cut for time, and it is the part that makes this a project instead of a cooking day. Protect the eight minutes in Lesson 6.17.</w:t>
-      </w:r>
-    </w:p>
-    <w:p>
-      <w:pPr>
-        <w:numPr>
-          <w:ilvl w:val="0"/>
-          <w:numId w:val="1005"/>
-        </w:numPr>
-        <w:pStyle w:val="Compact"/>
-      </w:pPr>
-      <w:r>
-        <w:rPr>
-          <w:rStyle w:val="TeacherNote"/>
-        </w:rPr>
-        <w:t xml:space="preserve">[Sal: your constraints are already written on your own menu documents:</w:t>
-      </w:r>
-      <w:r>
-        <w:rPr>
-          <w:rStyle w:val="TeacherNote"/>
-        </w:rPr>
-        <w:t xml:space="preserve"> </w:t>
-      </w:r>
-      <w:r>
-        <w:rPr>
-          <w:rStyle w:val="TeacherNote"/>
-        </w:rPr>
-        <w:t xml:space="preserve">“</w:t>
-      </w:r>
-      <w:r>
-        <w:rPr>
-          <w:rStyle w:val="TeacherNote"/>
-        </w:rPr>
-        <w:t xml:space="preserve">No knives, No frying, Pre-cooked meat only, Stovetop plus oven.</w:t>
-      </w:r>
-      <w:r>
-        <w:rPr>
-          <w:rStyle w:val="TeacherNote"/>
-        </w:rPr>
-        <w:t xml:space="preserve">”</w:t>
-      </w:r>
-      <w:r>
-        <w:rPr>
-          <w:rStyle w:val="TeacherNote"/>
-        </w:rPr>
-        <w:t xml:space="preserve"> </w:t>
-      </w:r>
-      <w:r>
-        <w:rPr>
-          <w:rStyle w:val="TeacherNote"/>
-        </w:rPr>
-        <w:t xml:space="preserve">I added the microwave, the allergy list, the 40-minute limit, and the per-station budget, which are the four your documents assume rather than state. Confirm all seven against your actual room before Lesson 6.12.]</w:t>
-      </w:r>
-    </w:p>
-    <w:p>
-      <w:pPr>
-        <w:numPr>
-          <w:ilvl w:val="0"/>
-          <w:numId w:val="1005"/>
-        </w:numPr>
-        <w:pStyle w:val="Compact"/>
-      </w:pPr>
-      <w:r>
-        <w:rPr>
-          <w:rStyle w:val="TeacherNote"/>
-        </w:rPr>
-        <w:t xml:space="preserve">[Sal: the difficulty marks on the five options are my read, not yours. You have run these dishes. Reorder them and tell the class which one you think is hardest; students believe the teacher who has burned something.]</w:t>
       </w:r>
     </w:p>
     <w:sectPr>
